--- a/docs/System Design Document.docx
+++ b/docs/System Design Document.docx
@@ -489,7 +489,7 @@
       <w:pPr>
         <w:pStyle w:val="Heading2"/>
       </w:pPr>
-      <w:bookmarkStart w:id="0" w:name="_Toc240872195"/>
+      <w:bookmarkStart w:id="0" w:name="_Toc240876140"/>
       <w:r>
         <w:t>Revision History</w:t>
       </w:r>
@@ -824,7 +824,7 @@
       <w:pPr>
         <w:pStyle w:val="Heading1"/>
       </w:pPr>
-      <w:bookmarkStart w:id="1" w:name="_Toc240872196"/>
+      <w:bookmarkStart w:id="1" w:name="_Toc240876141"/>
       <w:r>
         <w:lastRenderedPageBreak/>
         <w:t>Table of Contents</w:t>
@@ -875,7 +875,7 @@
         <w:rPr>
           <w:noProof/>
         </w:rPr>
-        <w:instrText xml:space="preserve"> PAGEREF _Toc240872195 \h </w:instrText>
+        <w:instrText xml:space="preserve"> PAGEREF _Toc240876140 \h </w:instrText>
       </w:r>
       <w:r>
         <w:rPr>
@@ -936,7 +936,7 @@
         <w:rPr>
           <w:noProof/>
         </w:rPr>
-        <w:instrText xml:space="preserve"> PAGEREF _Toc240872196 \h </w:instrText>
+        <w:instrText xml:space="preserve"> PAGEREF _Toc240876141 \h </w:instrText>
       </w:r>
       <w:r>
         <w:rPr>
@@ -997,7 +997,7 @@
         <w:rPr>
           <w:noProof/>
         </w:rPr>
-        <w:instrText xml:space="preserve"> PAGEREF _Toc240872197 \h </w:instrText>
+        <w:instrText xml:space="preserve"> PAGEREF _Toc240876142 \h </w:instrText>
       </w:r>
       <w:r>
         <w:rPr>
@@ -1058,7 +1058,7 @@
         <w:rPr>
           <w:noProof/>
         </w:rPr>
-        <w:instrText xml:space="preserve"> PAGEREF _Toc240872198 \h </w:instrText>
+        <w:instrText xml:space="preserve"> PAGEREF _Toc240876143 \h </w:instrText>
       </w:r>
       <w:r>
         <w:rPr>
@@ -1119,7 +1119,7 @@
         <w:rPr>
           <w:noProof/>
         </w:rPr>
-        <w:instrText xml:space="preserve"> PAGEREF _Toc240872199 \h </w:instrText>
+        <w:instrText xml:space="preserve"> PAGEREF _Toc240876144 \h </w:instrText>
       </w:r>
       <w:r>
         <w:rPr>
@@ -1180,7 +1180,7 @@
         <w:rPr>
           <w:noProof/>
         </w:rPr>
-        <w:instrText xml:space="preserve"> PAGEREF _Toc240872200 \h </w:instrText>
+        <w:instrText xml:space="preserve"> PAGEREF _Toc240876145 \h </w:instrText>
       </w:r>
       <w:r>
         <w:rPr>
@@ -1241,7 +1241,7 @@
         <w:rPr>
           <w:noProof/>
         </w:rPr>
-        <w:instrText xml:space="preserve"> PAGEREF _Toc240872201 \h </w:instrText>
+        <w:instrText xml:space="preserve"> PAGEREF _Toc240876146 \h </w:instrText>
       </w:r>
       <w:r>
         <w:rPr>
@@ -1302,7 +1302,7 @@
         <w:rPr>
           <w:noProof/>
         </w:rPr>
-        <w:instrText xml:space="preserve"> PAGEREF _Toc240872202 \h </w:instrText>
+        <w:instrText xml:space="preserve"> PAGEREF _Toc240876147 \h </w:instrText>
       </w:r>
       <w:r>
         <w:rPr>
@@ -1363,7 +1363,7 @@
         <w:rPr>
           <w:noProof/>
         </w:rPr>
-        <w:instrText xml:space="preserve"> PAGEREF _Toc240872203 \h </w:instrText>
+        <w:instrText xml:space="preserve"> PAGEREF _Toc240876148 \h </w:instrText>
       </w:r>
       <w:r>
         <w:rPr>
@@ -1424,7 +1424,7 @@
         <w:rPr>
           <w:noProof/>
         </w:rPr>
-        <w:instrText xml:space="preserve"> PAGEREF _Toc240872204 \h </w:instrText>
+        <w:instrText xml:space="preserve"> PAGEREF _Toc240876149 \h </w:instrText>
       </w:r>
       <w:r>
         <w:rPr>
@@ -1485,7 +1485,7 @@
         <w:rPr>
           <w:noProof/>
         </w:rPr>
-        <w:instrText xml:space="preserve"> PAGEREF _Toc240872205 \h </w:instrText>
+        <w:instrText xml:space="preserve"> PAGEREF _Toc240876150 \h </w:instrText>
       </w:r>
       <w:r>
         <w:rPr>
@@ -1546,7 +1546,7 @@
         <w:rPr>
           <w:noProof/>
         </w:rPr>
-        <w:instrText xml:space="preserve"> PAGEREF _Toc240872206 \h </w:instrText>
+        <w:instrText xml:space="preserve"> PAGEREF _Toc240876151 \h </w:instrText>
       </w:r>
       <w:r>
         <w:rPr>
@@ -1607,7 +1607,7 @@
         <w:rPr>
           <w:noProof/>
         </w:rPr>
-        <w:instrText xml:space="preserve"> PAGEREF _Toc240872207 \h </w:instrText>
+        <w:instrText xml:space="preserve"> PAGEREF _Toc240876152 \h </w:instrText>
       </w:r>
       <w:r>
         <w:rPr>
@@ -1668,7 +1668,7 @@
         <w:rPr>
           <w:noProof/>
         </w:rPr>
-        <w:instrText xml:space="preserve"> PAGEREF _Toc240872208 \h </w:instrText>
+        <w:instrText xml:space="preserve"> PAGEREF _Toc240876153 \h </w:instrText>
       </w:r>
       <w:r>
         <w:rPr>
@@ -1729,7 +1729,7 @@
         <w:rPr>
           <w:noProof/>
         </w:rPr>
-        <w:instrText xml:space="preserve"> PAGEREF _Toc240872209 \h </w:instrText>
+        <w:instrText xml:space="preserve"> PAGEREF _Toc240876154 \h </w:instrText>
       </w:r>
       <w:r>
         <w:rPr>
@@ -1790,7 +1790,7 @@
         <w:rPr>
           <w:noProof/>
         </w:rPr>
-        <w:instrText xml:space="preserve"> PAGEREF _Toc240872210 \h </w:instrText>
+        <w:instrText xml:space="preserve"> PAGEREF _Toc240876155 \h </w:instrText>
       </w:r>
       <w:r>
         <w:rPr>
@@ -1851,7 +1851,7 @@
         <w:rPr>
           <w:noProof/>
         </w:rPr>
-        <w:instrText xml:space="preserve"> PAGEREF _Toc240872211 \h </w:instrText>
+        <w:instrText xml:space="preserve"> PAGEREF _Toc240876156 \h </w:instrText>
       </w:r>
       <w:r>
         <w:rPr>
@@ -1912,7 +1912,7 @@
         <w:rPr>
           <w:noProof/>
         </w:rPr>
-        <w:instrText xml:space="preserve"> PAGEREF _Toc240872212 \h </w:instrText>
+        <w:instrText xml:space="preserve"> PAGEREF _Toc240876157 \h </w:instrText>
       </w:r>
       <w:r>
         <w:rPr>
@@ -1973,7 +1973,7 @@
         <w:rPr>
           <w:noProof/>
         </w:rPr>
-        <w:instrText xml:space="preserve"> PAGEREF _Toc240872213 \h </w:instrText>
+        <w:instrText xml:space="preserve"> PAGEREF _Toc240876158 \h </w:instrText>
       </w:r>
       <w:r>
         <w:rPr>
@@ -2034,7 +2034,7 @@
         <w:rPr>
           <w:noProof/>
         </w:rPr>
-        <w:instrText xml:space="preserve"> PAGEREF _Toc240872214 \h </w:instrText>
+        <w:instrText xml:space="preserve"> PAGEREF _Toc240876159 \h </w:instrText>
       </w:r>
       <w:r>
         <w:rPr>
@@ -2095,7 +2095,7 @@
         <w:rPr>
           <w:noProof/>
         </w:rPr>
-        <w:instrText xml:space="preserve"> PAGEREF _Toc240872215 \h </w:instrText>
+        <w:instrText xml:space="preserve"> PAGEREF _Toc240876160 \h </w:instrText>
       </w:r>
       <w:r>
         <w:rPr>
@@ -2156,7 +2156,7 @@
         <w:rPr>
           <w:noProof/>
         </w:rPr>
-        <w:instrText xml:space="preserve"> PAGEREF _Toc240872216 \h </w:instrText>
+        <w:instrText xml:space="preserve"> PAGEREF _Toc240876161 \h </w:instrText>
       </w:r>
       <w:r>
         <w:rPr>
@@ -2217,7 +2217,7 @@
         <w:rPr>
           <w:noProof/>
         </w:rPr>
-        <w:instrText xml:space="preserve"> PAGEREF _Toc240872217 \h </w:instrText>
+        <w:instrText xml:space="preserve"> PAGEREF _Toc240876162 \h </w:instrText>
       </w:r>
       <w:r>
         <w:rPr>
@@ -2278,7 +2278,7 @@
         <w:rPr>
           <w:noProof/>
         </w:rPr>
-        <w:instrText xml:space="preserve"> PAGEREF _Toc240872218 \h </w:instrText>
+        <w:instrText xml:space="preserve"> PAGEREF _Toc240876163 \h </w:instrText>
       </w:r>
       <w:r>
         <w:rPr>
@@ -2339,7 +2339,7 @@
         <w:rPr>
           <w:noProof/>
         </w:rPr>
-        <w:instrText xml:space="preserve"> PAGEREF _Toc240872219 \h </w:instrText>
+        <w:instrText xml:space="preserve"> PAGEREF _Toc240876164 \h </w:instrText>
       </w:r>
       <w:r>
         <w:rPr>
@@ -2400,7 +2400,7 @@
         <w:rPr>
           <w:noProof/>
         </w:rPr>
-        <w:instrText xml:space="preserve"> PAGEREF _Toc240872220 \h </w:instrText>
+        <w:instrText xml:space="preserve"> PAGEREF _Toc240876165 \h </w:instrText>
       </w:r>
       <w:r>
         <w:rPr>
@@ -2461,7 +2461,7 @@
         <w:rPr>
           <w:noProof/>
         </w:rPr>
-        <w:instrText xml:space="preserve"> PAGEREF _Toc240872221 \h </w:instrText>
+        <w:instrText xml:space="preserve"> PAGEREF _Toc240876166 \h </w:instrText>
       </w:r>
       <w:r>
         <w:rPr>
@@ -2522,7 +2522,7 @@
         <w:rPr>
           <w:noProof/>
         </w:rPr>
-        <w:instrText xml:space="preserve"> PAGEREF _Toc240872222 \h </w:instrText>
+        <w:instrText xml:space="preserve"> PAGEREF _Toc240876167 \h </w:instrText>
       </w:r>
       <w:r>
         <w:rPr>
@@ -2583,7 +2583,7 @@
         <w:rPr>
           <w:noProof/>
         </w:rPr>
-        <w:instrText xml:space="preserve"> PAGEREF _Toc240872223 \h </w:instrText>
+        <w:instrText xml:space="preserve"> PAGEREF _Toc240876168 \h </w:instrText>
       </w:r>
       <w:r>
         <w:rPr>
@@ -2644,7 +2644,7 @@
         <w:rPr>
           <w:noProof/>
         </w:rPr>
-        <w:instrText xml:space="preserve"> PAGEREF _Toc240872224 \h </w:instrText>
+        <w:instrText xml:space="preserve"> PAGEREF _Toc240876169 \h </w:instrText>
       </w:r>
       <w:r>
         <w:rPr>
@@ -2705,7 +2705,7 @@
         <w:rPr>
           <w:noProof/>
         </w:rPr>
-        <w:instrText xml:space="preserve"> PAGEREF _Toc240872225 \h </w:instrText>
+        <w:instrText xml:space="preserve"> PAGEREF _Toc240876170 \h </w:instrText>
       </w:r>
       <w:r>
         <w:rPr>
@@ -2763,7 +2763,7 @@
         <w:rPr>
           <w:noProof/>
         </w:rPr>
-        <w:instrText xml:space="preserve"> PAGEREF _Toc240872226 \h </w:instrText>
+        <w:instrText xml:space="preserve"> PAGEREF _Toc240876171 \h </w:instrText>
       </w:r>
       <w:r>
         <w:rPr>
@@ -2821,7 +2821,7 @@
         <w:rPr>
           <w:noProof/>
         </w:rPr>
-        <w:instrText xml:space="preserve"> PAGEREF _Toc240872227 \h </w:instrText>
+        <w:instrText xml:space="preserve"> PAGEREF _Toc240876172 \h </w:instrText>
       </w:r>
       <w:r>
         <w:rPr>
@@ -2880,7 +2880,7 @@
         <w:rPr>
           <w:noProof/>
         </w:rPr>
-        <w:instrText xml:space="preserve"> PAGEREF _Toc240872228 \h </w:instrText>
+        <w:instrText xml:space="preserve"> PAGEREF _Toc240876173 \h </w:instrText>
       </w:r>
       <w:r>
         <w:rPr>
@@ -2938,7 +2938,7 @@
         <w:rPr>
           <w:noProof/>
         </w:rPr>
-        <w:instrText xml:space="preserve"> PAGEREF _Toc240872229 \h </w:instrText>
+        <w:instrText xml:space="preserve"> PAGEREF _Toc240876174 \h </w:instrText>
       </w:r>
       <w:r>
         <w:rPr>
@@ -2999,7 +2999,7 @@
         <w:rPr>
           <w:noProof/>
         </w:rPr>
-        <w:instrText xml:space="preserve"> PAGEREF _Toc240872230 \h </w:instrText>
+        <w:instrText xml:space="preserve"> PAGEREF _Toc240876175 \h </w:instrText>
       </w:r>
       <w:r>
         <w:rPr>
@@ -3060,7 +3060,7 @@
         <w:rPr>
           <w:noProof/>
         </w:rPr>
-        <w:instrText xml:space="preserve"> PAGEREF _Toc240872231 \h </w:instrText>
+        <w:instrText xml:space="preserve"> PAGEREF _Toc240876176 \h </w:instrText>
       </w:r>
       <w:r>
         <w:rPr>
@@ -3121,7 +3121,7 @@
         <w:rPr>
           <w:noProof/>
         </w:rPr>
-        <w:instrText xml:space="preserve"> PAGEREF _Toc240872232 \h </w:instrText>
+        <w:instrText xml:space="preserve"> PAGEREF _Toc240876177 \h </w:instrText>
       </w:r>
       <w:r>
         <w:rPr>
@@ -3182,7 +3182,7 @@
         <w:rPr>
           <w:noProof/>
         </w:rPr>
-        <w:instrText xml:space="preserve"> PAGEREF _Toc240872233 \h </w:instrText>
+        <w:instrText xml:space="preserve"> PAGEREF _Toc240876178 \h </w:instrText>
       </w:r>
       <w:r>
         <w:rPr>
@@ -3243,7 +3243,7 @@
         <w:rPr>
           <w:noProof/>
         </w:rPr>
-        <w:instrText xml:space="preserve"> PAGEREF _Toc240872234 \h </w:instrText>
+        <w:instrText xml:space="preserve"> PAGEREF _Toc240876179 \h </w:instrText>
       </w:r>
       <w:r>
         <w:rPr>
@@ -3304,7 +3304,7 @@
         <w:rPr>
           <w:noProof/>
         </w:rPr>
-        <w:instrText xml:space="preserve"> PAGEREF _Toc240872235 \h </w:instrText>
+        <w:instrText xml:space="preserve"> PAGEREF _Toc240876180 \h </w:instrText>
       </w:r>
       <w:r>
         <w:rPr>
@@ -3365,7 +3365,7 @@
         <w:rPr>
           <w:noProof/>
         </w:rPr>
-        <w:instrText xml:space="preserve"> PAGEREF _Toc240872236 \h </w:instrText>
+        <w:instrText xml:space="preserve"> PAGEREF _Toc240876181 \h </w:instrText>
       </w:r>
       <w:r>
         <w:rPr>
@@ -3426,7 +3426,7 @@
         <w:rPr>
           <w:noProof/>
         </w:rPr>
-        <w:instrText xml:space="preserve"> PAGEREF _Toc240872237 \h </w:instrText>
+        <w:instrText xml:space="preserve"> PAGEREF _Toc240876182 \h </w:instrText>
       </w:r>
       <w:r>
         <w:rPr>
@@ -3487,7 +3487,7 @@
         <w:rPr>
           <w:noProof/>
         </w:rPr>
-        <w:instrText xml:space="preserve"> PAGEREF _Toc240872238 \h </w:instrText>
+        <w:instrText xml:space="preserve"> PAGEREF _Toc240876183 \h </w:instrText>
       </w:r>
       <w:r>
         <w:rPr>
@@ -3548,7 +3548,7 @@
         <w:rPr>
           <w:noProof/>
         </w:rPr>
-        <w:instrText xml:space="preserve"> PAGEREF _Toc240872239 \h </w:instrText>
+        <w:instrText xml:space="preserve"> PAGEREF _Toc240876184 \h </w:instrText>
       </w:r>
       <w:r>
         <w:rPr>
@@ -3609,7 +3609,7 @@
         <w:rPr>
           <w:noProof/>
         </w:rPr>
-        <w:instrText xml:space="preserve"> PAGEREF _Toc240872240 \h </w:instrText>
+        <w:instrText xml:space="preserve"> PAGEREF _Toc240876185 \h </w:instrText>
       </w:r>
       <w:r>
         <w:rPr>
@@ -3670,7 +3670,7 @@
         <w:rPr>
           <w:noProof/>
         </w:rPr>
-        <w:instrText xml:space="preserve"> PAGEREF _Toc240872241 \h </w:instrText>
+        <w:instrText xml:space="preserve"> PAGEREF _Toc240876186 \h </w:instrText>
       </w:r>
       <w:r>
         <w:rPr>
@@ -3713,7 +3713,7 @@
       <w:pPr>
         <w:pStyle w:val="Heading1"/>
       </w:pPr>
-      <w:bookmarkStart w:id="2" w:name="_Toc240872197"/>
+      <w:bookmarkStart w:id="2" w:name="_Toc240876142"/>
       <w:r>
         <w:lastRenderedPageBreak/>
         <w:t>1. Introduction</w:t>
@@ -3724,7 +3724,7 @@
       <w:pPr>
         <w:pStyle w:val="Heading2"/>
       </w:pPr>
-      <w:bookmarkStart w:id="3" w:name="_Toc240872198"/>
+      <w:bookmarkStart w:id="3" w:name="_Toc240876143"/>
       <w:r>
         <w:t>1.1 Purpose</w:t>
       </w:r>
@@ -3739,7 +3739,7 @@
       <w:pPr>
         <w:pStyle w:val="Heading2"/>
       </w:pPr>
-      <w:bookmarkStart w:id="4" w:name="_Toc240872199"/>
+      <w:bookmarkStart w:id="4" w:name="_Toc240876144"/>
       <w:r>
         <w:t>1.2 Scope</w:t>
       </w:r>
@@ -3754,7 +3754,7 @@
       <w:pPr>
         <w:pStyle w:val="Heading2"/>
       </w:pPr>
-      <w:bookmarkStart w:id="5" w:name="_Toc240872200"/>
+      <w:bookmarkStart w:id="5" w:name="_Toc240876145"/>
       <w:r>
         <w:t>1.3 References</w:t>
       </w:r>
@@ -4001,7 +4001,7 @@
       <w:pPr>
         <w:pStyle w:val="Heading1"/>
       </w:pPr>
-      <w:bookmarkStart w:id="6" w:name="_Toc240872201"/>
+      <w:bookmarkStart w:id="6" w:name="_Toc240876146"/>
       <w:r>
         <w:lastRenderedPageBreak/>
         <w:t>2. Architectural Overview</w:t>
@@ -4012,7 +4012,7 @@
       <w:pPr>
         <w:pStyle w:val="Heading2"/>
       </w:pPr>
-      <w:bookmarkStart w:id="7" w:name="_Toc240872202"/>
+      <w:bookmarkStart w:id="7" w:name="_Toc240876147"/>
       <w:r>
         <w:t>2.1 Guiding Principles</w:t>
       </w:r>
@@ -4087,7 +4087,7 @@
       <w:pPr>
         <w:pStyle w:val="Heading2"/>
       </w:pPr>
-      <w:bookmarkStart w:id="8" w:name="_Toc240872203"/>
+      <w:bookmarkStart w:id="8" w:name="_Toc240876148"/>
       <w:r>
         <w:t>2.2 Layered View</w:t>
       </w:r>
@@ -4709,7 +4709,7 @@
       <w:pPr>
         <w:pStyle w:val="Heading2"/>
       </w:pPr>
-      <w:bookmarkStart w:id="9" w:name="_Toc240872204"/>
+      <w:bookmarkStart w:id="9" w:name="_Toc240876149"/>
       <w:r>
         <w:t>2.3 Assembly Structure</w:t>
       </w:r>
@@ -4973,7 +4973,7 @@
       <w:pPr>
         <w:pStyle w:val="Heading2"/>
       </w:pPr>
-      <w:bookmarkStart w:id="10" w:name="_Toc240872205"/>
+      <w:bookmarkStart w:id="10" w:name="_Toc240876150"/>
       <w:r>
         <w:lastRenderedPageBreak/>
         <w:t>2.4 Technology Stack</w:t>
@@ -5591,7 +5591,7 @@
       <w:pPr>
         <w:pStyle w:val="Heading2"/>
       </w:pPr>
-      <w:bookmarkStart w:id="11" w:name="_Toc240872206"/>
+      <w:bookmarkStart w:id="11" w:name="_Toc240876151"/>
       <w:r>
         <w:t>2.5 Runtime View</w:t>
       </w:r>
@@ -5999,7 +5999,7 @@
       <w:pPr>
         <w:pStyle w:val="Heading1"/>
       </w:pPr>
-      <w:bookmarkStart w:id="12" w:name="_Toc240872207"/>
+      <w:bookmarkStart w:id="12" w:name="_Toc240876152"/>
       <w:r>
         <w:lastRenderedPageBreak/>
         <w:t>3. Module Design</w:t>
@@ -6010,7 +6010,7 @@
       <w:pPr>
         <w:pStyle w:val="Heading2"/>
       </w:pPr>
-      <w:bookmarkStart w:id="13" w:name="_Toc240872208"/>
+      <w:bookmarkStart w:id="13" w:name="_Toc240876153"/>
       <w:r>
         <w:t>3.1 CMS.Core.Models</w:t>
       </w:r>
@@ -6030,7 +6030,7 @@
       <w:pPr>
         <w:pStyle w:val="Heading2"/>
       </w:pPr>
-      <w:bookmarkStart w:id="14" w:name="_Toc240872209"/>
+      <w:bookmarkStart w:id="14" w:name="_Toc240876154"/>
       <w:r>
         <w:t>3.2 CMS.Core.Data</w:t>
       </w:r>
@@ -6483,7 +6483,7 @@
       <w:pPr>
         <w:pStyle w:val="Heading2"/>
       </w:pPr>
-      <w:bookmarkStart w:id="15" w:name="_Toc240872210"/>
+      <w:bookmarkStart w:id="15" w:name="_Toc240876155"/>
       <w:r>
         <w:t>3.3 CMS.Core.Onvif</w:t>
       </w:r>
@@ -6878,7 +6878,7 @@
       <w:pPr>
         <w:pStyle w:val="Heading2"/>
       </w:pPr>
-      <w:bookmarkStart w:id="16" w:name="_Toc240872211"/>
+      <w:bookmarkStart w:id="16" w:name="_Toc240876156"/>
       <w:r>
         <w:lastRenderedPageBreak/>
         <w:t>3.4 CMS.Core.Streaming</w:t>
@@ -7172,7 +7172,7 @@
       <w:pPr>
         <w:pStyle w:val="Heading2"/>
       </w:pPr>
-      <w:bookmarkStart w:id="17" w:name="_Toc240872212"/>
+      <w:bookmarkStart w:id="17" w:name="_Toc240876157"/>
       <w:r>
         <w:t>3.5 CMS.Core.Ai</w:t>
       </w:r>
@@ -7567,7 +7567,7 @@
       <w:pPr>
         <w:pStyle w:val="Heading2"/>
       </w:pPr>
-      <w:bookmarkStart w:id="18" w:name="_Toc240872213"/>
+      <w:bookmarkStart w:id="18" w:name="_Toc240876158"/>
       <w:r>
         <w:t>3.6 CMS.Core.Services</w:t>
       </w:r>
@@ -7908,7 +7908,7 @@
       <w:pPr>
         <w:pStyle w:val="Heading2"/>
       </w:pPr>
-      <w:bookmarkStart w:id="19" w:name="_Toc240872214"/>
+      <w:bookmarkStart w:id="19" w:name="_Toc240876159"/>
       <w:r>
         <w:t>3.7 CMS.App</w:t>
       </w:r>
@@ -7937,7 +7937,7 @@
       <w:pPr>
         <w:pStyle w:val="Heading1"/>
       </w:pPr>
-      <w:bookmarkStart w:id="20" w:name="_Toc240872215"/>
+      <w:bookmarkStart w:id="20" w:name="_Toc240876160"/>
       <w:r>
         <w:lastRenderedPageBreak/>
         <w:t>4. Data Design</w:t>
@@ -7948,7 +7948,7 @@
       <w:pPr>
         <w:pStyle w:val="Heading2"/>
       </w:pPr>
-      <w:bookmarkStart w:id="21" w:name="_Toc240872216"/>
+      <w:bookmarkStart w:id="21" w:name="_Toc240876161"/>
       <w:r>
         <w:t>4.1 Location and Lifecycle</w:t>
       </w:r>
@@ -7963,7 +7963,7 @@
       <w:pPr>
         <w:pStyle w:val="Heading2"/>
       </w:pPr>
-      <w:bookmarkStart w:id="22" w:name="_Toc240872217"/>
+      <w:bookmarkStart w:id="22" w:name="_Toc240876162"/>
       <w:r>
         <w:t>4.2 Schema</w:t>
       </w:r>
@@ -8517,7 +8517,7 @@
       <w:pPr>
         <w:pStyle w:val="Heading2"/>
       </w:pPr>
-      <w:bookmarkStart w:id="23" w:name="_Toc240872218"/>
+      <w:bookmarkStart w:id="23" w:name="_Toc240876163"/>
       <w:r>
         <w:t>4.3 Embedding Storage</w:t>
       </w:r>
@@ -8532,7 +8532,7 @@
       <w:pPr>
         <w:pStyle w:val="Heading2"/>
       </w:pPr>
-      <w:bookmarkStart w:id="24" w:name="_Toc240872219"/>
+      <w:bookmarkStart w:id="24" w:name="_Toc240876164"/>
       <w:r>
         <w:t>4.4 Settings Persistence</w:t>
       </w:r>
@@ -8555,7 +8555,7 @@
       <w:pPr>
         <w:pStyle w:val="Heading1"/>
       </w:pPr>
-      <w:bookmarkStart w:id="25" w:name="_Toc240872220"/>
+      <w:bookmarkStart w:id="25" w:name="_Toc240876165"/>
       <w:r>
         <w:lastRenderedPageBreak/>
         <w:t>5. Component Design</w:t>
@@ -8566,7 +8566,7 @@
       <w:pPr>
         <w:pStyle w:val="Heading2"/>
       </w:pPr>
-      <w:bookmarkStart w:id="26" w:name="_Toc240872221"/>
+      <w:bookmarkStart w:id="26" w:name="_Toc240876166"/>
       <w:r>
         <w:t>5.1 Authentication</w:t>
       </w:r>
@@ -8591,7 +8591,7 @@
       <w:pPr>
         <w:pStyle w:val="Heading2"/>
       </w:pPr>
-      <w:bookmarkStart w:id="27" w:name="_Toc240872222"/>
+      <w:bookmarkStart w:id="27" w:name="_Toc240876167"/>
       <w:r>
         <w:t>5.2 ONVIF Communication</w:t>
       </w:r>
@@ -9300,7 +9300,7 @@
       <w:pPr>
         <w:pStyle w:val="Heading2"/>
       </w:pPr>
-      <w:bookmarkStart w:id="28" w:name="_Toc240872223"/>
+      <w:bookmarkStart w:id="28" w:name="_Toc240876168"/>
       <w:r>
         <w:t>5.3 Streaming</w:t>
       </w:r>
@@ -9331,7 +9331,7 @@
       <w:pPr>
         <w:pStyle w:val="Heading2"/>
       </w:pPr>
-      <w:bookmarkStart w:id="29" w:name="_Toc240872224"/>
+      <w:bookmarkStart w:id="29" w:name="_Toc240876169"/>
       <w:r>
         <w:t>5.4 Object Detection</w:t>
       </w:r>
@@ -9356,7 +9356,7 @@
       <w:pPr>
         <w:pStyle w:val="Heading2"/>
       </w:pPr>
-      <w:bookmarkStart w:id="30" w:name="_Toc240872225"/>
+      <w:bookmarkStart w:id="30" w:name="_Toc240876170"/>
       <w:r>
         <w:t>5.5 Face Recognition</w:t>
       </w:r>
@@ -9371,7 +9371,7 @@
       <w:pPr>
         <w:pStyle w:val="Heading3"/>
       </w:pPr>
-      <w:bookmarkStart w:id="31" w:name="_Toc240872226"/>
+      <w:bookmarkStart w:id="31" w:name="_Toc240876171"/>
       <w:r>
         <w:t>5.5.1 Detection</w:t>
       </w:r>
@@ -9719,7 +9719,7 @@
       <w:pPr>
         <w:pStyle w:val="Heading3"/>
       </w:pPr>
-      <w:bookmarkStart w:id="32" w:name="_Toc240872227"/>
+      <w:bookmarkStart w:id="32" w:name="_Toc240876172"/>
       <w:r>
         <w:t>5.5.2 Embedding</w:t>
       </w:r>
@@ -9739,7 +9739,7 @@
       <w:pPr>
         <w:pStyle w:val="Heading3"/>
       </w:pPr>
-      <w:bookmarkStart w:id="33" w:name="_Toc240872228"/>
+      <w:bookmarkStart w:id="33" w:name="_Toc240876173"/>
       <w:r>
         <w:t>5.5.3 Matching</w:t>
       </w:r>
@@ -9759,7 +9759,7 @@
       <w:pPr>
         <w:pStyle w:val="Heading3"/>
       </w:pPr>
-      <w:bookmarkStart w:id="34" w:name="_Toc240872229"/>
+      <w:bookmarkStart w:id="34" w:name="_Toc240876174"/>
       <w:r>
         <w:t>5.5.4 Enrolment</w:t>
       </w:r>
@@ -9774,7 +9774,7 @@
       <w:pPr>
         <w:pStyle w:val="Heading2"/>
       </w:pPr>
-      <w:bookmarkStart w:id="35" w:name="_Toc240872230"/>
+      <w:bookmarkStart w:id="35" w:name="_Toc240876175"/>
       <w:r>
         <w:t>5.6 Analytics Orchestration</w:t>
       </w:r>
@@ -9794,7 +9794,7 @@
       <w:pPr>
         <w:pStyle w:val="Heading2"/>
       </w:pPr>
-      <w:bookmarkStart w:id="36" w:name="_Toc240872231"/>
+      <w:bookmarkStart w:id="36" w:name="_Toc240876176"/>
       <w:r>
         <w:t>5.7 Recording and Playback</w:t>
       </w:r>
@@ -9819,7 +9819,7 @@
       <w:pPr>
         <w:pStyle w:val="Heading2"/>
       </w:pPr>
-      <w:bookmarkStart w:id="37" w:name="_Toc240872232"/>
+      <w:bookmarkStart w:id="37" w:name="_Toc240876177"/>
       <w:r>
         <w:lastRenderedPageBreak/>
         <w:t>5.8 System Monitoring</w:t>
@@ -9843,7 +9843,7 @@
       <w:pPr>
         <w:pStyle w:val="Heading1"/>
       </w:pPr>
-      <w:bookmarkStart w:id="38" w:name="_Toc240872233"/>
+      <w:bookmarkStart w:id="38" w:name="_Toc240876178"/>
       <w:r>
         <w:lastRenderedPageBreak/>
         <w:t>6. Cross-cutting Design</w:t>
@@ -9854,7 +9854,7 @@
       <w:pPr>
         <w:pStyle w:val="Heading2"/>
       </w:pPr>
-      <w:bookmarkStart w:id="39" w:name="_Toc240872234"/>
+      <w:bookmarkStart w:id="39" w:name="_Toc240876179"/>
       <w:r>
         <w:t>6.1 Threading Model</w:t>
       </w:r>
@@ -10152,7 +10152,7 @@
       <w:pPr>
         <w:pStyle w:val="Heading2"/>
       </w:pPr>
-      <w:bookmarkStart w:id="40" w:name="_Toc240872235"/>
+      <w:bookmarkStart w:id="40" w:name="_Toc240876180"/>
       <w:r>
         <w:t>6.2 Error Handling</w:t>
       </w:r>
@@ -10172,7 +10172,7 @@
       <w:pPr>
         <w:pStyle w:val="Heading2"/>
       </w:pPr>
-      <w:bookmarkStart w:id="41" w:name="_Toc240872236"/>
+      <w:bookmarkStart w:id="41" w:name="_Toc240876181"/>
       <w:r>
         <w:t>6.3 Degraded Operation</w:t>
       </w:r>
@@ -10567,7 +10567,7 @@
       <w:pPr>
         <w:pStyle w:val="Heading2"/>
       </w:pPr>
-      <w:bookmarkStart w:id="42" w:name="_Toc240872237"/>
+      <w:bookmarkStart w:id="42" w:name="_Toc240876182"/>
       <w:r>
         <w:t>6.4 Compatibility Layer</w:t>
       </w:r>
@@ -10976,7 +10976,7 @@
       <w:pPr>
         <w:pStyle w:val="Heading1"/>
       </w:pPr>
-      <w:bookmarkStart w:id="43" w:name="_Toc240872238"/>
+      <w:bookmarkStart w:id="43" w:name="_Toc240876183"/>
       <w:r>
         <w:lastRenderedPageBreak/>
         <w:t>7. Security Design</w:t>
@@ -11479,7 +11479,7 @@
       <w:pPr>
         <w:pStyle w:val="Heading1"/>
       </w:pPr>
-      <w:bookmarkStart w:id="44" w:name="_Toc240872239"/>
+      <w:bookmarkStart w:id="44" w:name="_Toc240876184"/>
       <w:r>
         <w:t>8. Deployment</w:t>
       </w:r>
@@ -11790,7 +11790,7 @@
       <w:pPr>
         <w:pStyle w:val="Heading1"/>
       </w:pPr>
-      <w:bookmarkStart w:id="45" w:name="_Toc240872240"/>
+      <w:bookmarkStart w:id="45" w:name="_Toc240876185"/>
       <w:r>
         <w:lastRenderedPageBreak/>
         <w:t>9. Design Decisions and Rationale</w:t>
@@ -12920,7 +12920,7 @@
       <w:pPr>
         <w:pStyle w:val="Heading1"/>
       </w:pPr>
-      <w:bookmarkStart w:id="46" w:name="_Toc240872241"/>
+      <w:bookmarkStart w:id="46" w:name="_Toc240876186"/>
       <w:r>
         <w:t>10. Known Limitations</w:t>
       </w:r>
@@ -13731,7 +13731,7 @@
 <file path=word/numbering.xml><?xml version="1.0" encoding="utf-8"?>
 <w:numbering xmlns:wpc="http://schemas.microsoft.com/office/word/2010/wordprocessingCanvas" xmlns:cx="http://schemas.microsoft.com/office/drawing/2014/chartex" xmlns:mc="http://schemas.openxmlformats.org/markup-compatibility/2006" xmlns:o="urn:schemas-microsoft-com:office:office" xmlns:r="http://schemas.openxmlformats.org/officeDocument/2006/relationships" xmlns:m="http://schemas.openxmlformats.org/officeDocument/2006/math" xmlns:v="urn:schemas-microsoft-com:vml" xmlns:wp14="http://schemas.microsoft.com/office/word/2010/wordprocessingDrawing" xmlns:wp="http://schemas.openxmlformats.org/drawingml/2006/wordprocessingDrawing" xmlns:w10="urn:schemas-microsoft-com:office:word" xmlns:w="http://schemas.openxmlformats.org/wordprocessingml/2006/main" xmlns:w14="http://schemas.microsoft.com/office/word/2010/wordml" xmlns:w15="http://schemas.microsoft.com/office/word/2012/wordml" xmlns:w16se="http://schemas.microsoft.com/office/word/2015/wordml/symex" xmlns:wpg="http://schemas.microsoft.com/office/word/2010/wordprocessingGroup" xmlns:wpi="http://schemas.microsoft.com/office/word/2010/wordprocessingInk" xmlns:wne="http://schemas.microsoft.com/office/word/2006/wordml" xmlns:wps="http://schemas.microsoft.com/office/word/2010/wordprocessingShape" mc:Ignorable="w14 w15 w16se wp14">
   <w:abstractNum w:abstractNumId="0" w15:restartNumberingAfterBreak="0">
-    <w:nsid w:val="46671495"/>
+    <w:nsid w:val="293C2AE7"/>
     <w:multiLevelType w:val="singleLevel"/>
     <w:tmpl w:val="04090001"/>
     <w:lvl w:ilvl="0">
@@ -14162,7 +14162,7 @@
     <w:link w:val="Heading1Char"/>
     <w:uiPriority w:val="9"/>
     <w:qFormat/>
-    <w:rsid w:val="00F9460C"/>
+    <w:rsid w:val="00EE17DF"/>
     <w:pPr>
       <w:keepNext/>
       <w:keepLines/>
@@ -14188,7 +14188,7 @@
     <w:uiPriority w:val="9"/>
     <w:unhideWhenUsed/>
     <w:qFormat/>
-    <w:rsid w:val="00F9460C"/>
+    <w:rsid w:val="00EE17DF"/>
     <w:pPr>
       <w:keepNext/>
       <w:keepLines/>
@@ -14210,7 +14210,7 @@
     <w:uiPriority w:val="9"/>
     <w:unhideWhenUsed/>
     <w:qFormat/>
-    <w:rsid w:val="00F9460C"/>
+    <w:rsid w:val="00EE17DF"/>
     <w:pPr>
       <w:keepNext/>
       <w:keepLines/>
@@ -14234,7 +14234,7 @@
     <w:semiHidden/>
     <w:unhideWhenUsed/>
     <w:qFormat/>
-    <w:rsid w:val="00F9460C"/>
+    <w:rsid w:val="00EE17DF"/>
     <w:pPr>
       <w:keepNext/>
       <w:keepLines/>
@@ -14280,7 +14280,7 @@
     <w:basedOn w:val="DefaultParagraphFont"/>
     <w:link w:val="Heading1"/>
     <w:uiPriority w:val="9"/>
-    <w:rsid w:val="00F9460C"/>
+    <w:rsid w:val="00EE17DF"/>
     <w:rPr>
       <w:rFonts w:ascii="Calibri" w:eastAsiaTheme="majorEastAsia" w:hAnsi="Calibri" w:cs="Calibri"/>
       <w:b/>
@@ -14294,7 +14294,7 @@
     <w:basedOn w:val="DefaultParagraphFont"/>
     <w:link w:val="Heading2"/>
     <w:uiPriority w:val="9"/>
-    <w:rsid w:val="00F9460C"/>
+    <w:rsid w:val="00EE17DF"/>
     <w:rPr>
       <w:rFonts w:ascii="Calibri" w:eastAsiaTheme="majorEastAsia" w:hAnsi="Calibri" w:cs="Calibri"/>
       <w:b/>
@@ -14308,7 +14308,7 @@
     <w:basedOn w:val="DefaultParagraphFont"/>
     <w:link w:val="Heading3"/>
     <w:uiPriority w:val="9"/>
-    <w:rsid w:val="00F9460C"/>
+    <w:rsid w:val="00EE17DF"/>
     <w:rPr>
       <w:rFonts w:ascii="Calibri" w:eastAsiaTheme="majorEastAsia" w:hAnsi="Calibri" w:cs="Calibri"/>
       <w:b/>
@@ -14323,7 +14323,7 @@
     <w:link w:val="Heading4"/>
     <w:uiPriority w:val="9"/>
     <w:semiHidden/>
-    <w:rsid w:val="00F9460C"/>
+    <w:rsid w:val="00EE17DF"/>
     <w:rPr>
       <w:rFonts w:ascii="Calibri" w:eastAsiaTheme="majorEastAsia" w:hAnsi="Calibri" w:cs="Calibri"/>
       <w:b/>
@@ -14340,7 +14340,7 @@
     <w:autoRedefine/>
     <w:uiPriority w:val="39"/>
     <w:unhideWhenUsed/>
-    <w:rsid w:val="00F9460C"/>
+    <w:rsid w:val="00EE17DF"/>
     <w:pPr>
       <w:spacing w:after="100"/>
       <w:ind w:left="210"/>
@@ -14353,7 +14353,7 @@
     <w:autoRedefine/>
     <w:uiPriority w:val="39"/>
     <w:unhideWhenUsed/>
-    <w:rsid w:val="00F9460C"/>
+    <w:rsid w:val="00EE17DF"/>
     <w:pPr>
       <w:spacing w:after="100"/>
     </w:pPr>
@@ -14363,7 +14363,7 @@
     <w:basedOn w:val="Normal"/>
     <w:uiPriority w:val="34"/>
     <w:qFormat/>
-    <w:rsid w:val="00F9460C"/>
+    <w:rsid w:val="00EE17DF"/>
     <w:pPr>
       <w:ind w:left="720"/>
       <w:contextualSpacing/>
@@ -14375,7 +14375,7 @@
     <w:link w:val="HeaderChar"/>
     <w:uiPriority w:val="99"/>
     <w:unhideWhenUsed/>
-    <w:rsid w:val="00F9460C"/>
+    <w:rsid w:val="00EE17DF"/>
     <w:pPr>
       <w:tabs>
         <w:tab w:val="center" w:pos="4680"/>
@@ -14389,7 +14389,7 @@
     <w:basedOn w:val="DefaultParagraphFont"/>
     <w:link w:val="Header"/>
     <w:uiPriority w:val="99"/>
-    <w:rsid w:val="00F9460C"/>
+    <w:rsid w:val="00EE17DF"/>
     <w:rPr>
       <w:rFonts w:ascii="Calibri" w:hAnsi="Calibri" w:cs="Calibri"/>
       <w:color w:val="1B2431"/>
@@ -14402,7 +14402,7 @@
     <w:link w:val="FooterChar"/>
     <w:uiPriority w:val="99"/>
     <w:unhideWhenUsed/>
-    <w:rsid w:val="00F9460C"/>
+    <w:rsid w:val="00EE17DF"/>
     <w:pPr>
       <w:tabs>
         <w:tab w:val="center" w:pos="4680"/>
@@ -14416,7 +14416,7 @@
     <w:basedOn w:val="DefaultParagraphFont"/>
     <w:link w:val="Footer"/>
     <w:uiPriority w:val="99"/>
-    <w:rsid w:val="00F9460C"/>
+    <w:rsid w:val="00EE17DF"/>
     <w:rPr>
       <w:rFonts w:ascii="Calibri" w:hAnsi="Calibri" w:cs="Calibri"/>
       <w:color w:val="1B2431"/>
@@ -14430,7 +14430,7 @@
     <w:autoRedefine/>
     <w:uiPriority w:val="39"/>
     <w:unhideWhenUsed/>
-    <w:rsid w:val="00F9460C"/>
+    <w:rsid w:val="00EE17DF"/>
     <w:pPr>
       <w:spacing w:after="100"/>
       <w:ind w:left="420"/>
